--- a/EG 2.2 - Backlog + Prioritisation.docx
+++ b/EG 2.2 - Backlog + Prioritisation.docx
@@ -24,7 +24,7 @@
         <w:pStyle w:val="Heading1"/>
       </w:pPr>
       <w:r>
-        <w:t>Lab 3: Backlog + Prioritisation (30 mins)</w:t>
+        <w:t>Lab: Backlog + Prioritisation (30 mins)</w:t>
       </w:r>
     </w:p>
     <w:p>
@@ -103,6 +103,7 @@
         <w:rPr>
           <w:b/>
           <w:bCs/>
+          <w:color w:val="0B769F" w:themeColor="accent4" w:themeShade="BF"/>
           <w:sz w:val="24"/>
           <w:szCs w:val="24"/>
         </w:rPr>
@@ -129,6 +130,7 @@
         <w:rPr>
           <w:b/>
           <w:bCs/>
+          <w:color w:val="0B769F" w:themeColor="accent4" w:themeShade="BF"/>
           <w:sz w:val="24"/>
           <w:szCs w:val="24"/>
         </w:rPr>
@@ -155,6 +157,7 @@
         <w:rPr>
           <w:b/>
           <w:bCs/>
+          <w:color w:val="0B769F" w:themeColor="accent4" w:themeShade="BF"/>
           <w:sz w:val="24"/>
           <w:szCs w:val="24"/>
         </w:rPr>
@@ -181,13 +184,20 @@
         <w:rPr>
           <w:b/>
           <w:bCs/>
+          <w:color w:val="0B769F" w:themeColor="accent4" w:themeShade="BF"/>
           <w:sz w:val="24"/>
           <w:szCs w:val="24"/>
         </w:rPr>
         <w:t>W</w:t>
       </w:r>
       <w:r>
-        <w:t xml:space="preserve">on’t → </w:t>
+        <w:t>on</w:t>
+      </w:r>
+      <w:r>
+        <w:t>’</w:t>
+      </w:r>
+      <w:r>
+        <w:t xml:space="preserve">t → </w:t>
       </w:r>
       <w:r>
         <w:tab/>
@@ -205,6 +215,7 @@
         <w:rPr>
           <w:b/>
           <w:bCs/>
+          <w:color w:val="0B769F" w:themeColor="accent4" w:themeShade="BF"/>
         </w:rPr>
         <w:t>MVP</w:t>
       </w:r>
@@ -437,11 +448,18 @@
         <w:rPr>
           <w:b/>
           <w:bCs/>
+          <w:color w:val="0B769F" w:themeColor="accent4" w:themeShade="BF"/>
         </w:rPr>
         <w:t>MVP</w:t>
       </w:r>
       <w:r>
-        <w:t xml:space="preserve"> is realistic</w:t>
+        <w:rPr>
+          <w:color w:val="0B769F" w:themeColor="accent4" w:themeShade="BF"/>
+        </w:rPr>
+        <w:t xml:space="preserve"> </w:t>
+      </w:r>
+      <w:r>
+        <w:t>is realistic</w:t>
       </w:r>
     </w:p>
     <w:p>
@@ -461,7 +479,13 @@
         <w:t>“</w:t>
       </w:r>
       <w:r>
-        <w:t>Must”</w:t>
+        <w:rPr>
+          <w:color w:val="0B769F" w:themeColor="accent4" w:themeShade="BF"/>
+        </w:rPr>
+        <w:t>Must</w:t>
+      </w:r>
+      <w:r>
+        <w:t>”</w:t>
       </w:r>
     </w:p>
     <w:p>
@@ -5932,6 +5956,7 @@
   <w:style w:type="character" w:default="1" w:styleId="DefaultParagraphFont">
     <w:name w:val="Default Paragraph Font"/>
     <w:uiPriority w:val="1"/>
+    <w:semiHidden/>
     <w:unhideWhenUsed/>
   </w:style>
   <w:style w:type="table" w:default="1" w:styleId="TableNormal">
